--- a/src/templates/ResumeTemplate_Tagged.docx
+++ b/src/templates/ResumeTemplate_Tagged.docx
@@ -79,6 +79,7 @@
                 <w:rFonts w:ascii="Aptos" w:hAnsi="Aptos"/>
                 <w:sz w:val="24"/>
                 <w:szCs w:val="24"/>
+                <w:bdr w:val="single" w:sz="12" w:space="0" w:color="411E56" w:themeColor="accent6" w:themeShade="BF"/>
               </w:rPr>
               <w:t>{{ title</w:t>
             </w:r>
@@ -88,6 +89,7 @@
                 <w:rFonts w:ascii="Aptos" w:hAnsi="Aptos"/>
                 <w:sz w:val="24"/>
                 <w:szCs w:val="24"/>
+                <w:bdr w:val="single" w:sz="12" w:space="0" w:color="411E56" w:themeColor="accent6" w:themeShade="BF"/>
               </w:rPr>
               <w:t xml:space="preserve"> }}</w:t>
             </w:r>
@@ -279,41 +281,47 @@
               <w:ind w:left="540"/>
               <w:rPr>
                 <w:rFonts w:ascii="Aptos" w:hAnsi="Aptos"/>
+                <w:lang w:val="sv-SE"/>
               </w:rPr>
             </w:pPr>
             <w:r>
               <w:rPr>
                 <w:rFonts w:ascii="Aptos" w:hAnsi="Aptos"/>
-              </w:rPr>
-              <w:t xml:space="preserve">{% for skill in skills </w:t>
-            </w:r>
-            <w:proofErr w:type="gramStart"/>
-            <w:r>
-              <w:rPr>
-                <w:rFonts w:ascii="Aptos" w:hAnsi="Aptos"/>
-              </w:rPr>
-              <w:t>%}•</w:t>
-            </w:r>
-            <w:proofErr w:type="gramEnd"/>
-            <w:r>
-              <w:rPr>
-                <w:rFonts w:ascii="Aptos" w:hAnsi="Aptos"/>
-              </w:rPr>
-              <w:t xml:space="preserve"> </w:t>
-            </w:r>
-            <w:proofErr w:type="gramStart"/>
-            <w:r>
-              <w:rPr>
-                <w:rFonts w:ascii="Aptos" w:hAnsi="Aptos"/>
-              </w:rPr>
-              <w:t>{{ skill</w:t>
-            </w:r>
-            <w:proofErr w:type="gramEnd"/>
-            <w:r>
-              <w:rPr>
-                <w:rFonts w:ascii="Aptos" w:hAnsi="Aptos"/>
-              </w:rPr>
-              <w:t xml:space="preserve"> }}</w:t>
+                <w:lang w:val="sv-SE"/>
+              </w:rPr>
+              <w:t xml:space="preserve">{%p for </w:t>
+            </w:r>
+            <w:proofErr w:type="spellStart"/>
+            <w:r>
+              <w:rPr>
+                <w:rFonts w:ascii="Aptos" w:hAnsi="Aptos"/>
+                <w:lang w:val="sv-SE"/>
+              </w:rPr>
+              <w:t>skill</w:t>
+            </w:r>
+            <w:proofErr w:type="spellEnd"/>
+            <w:r>
+              <w:rPr>
+                <w:rFonts w:ascii="Aptos" w:hAnsi="Aptos"/>
+                <w:lang w:val="sv-SE"/>
+              </w:rPr>
+              <w:t xml:space="preserve"> in </w:t>
+            </w:r>
+            <w:proofErr w:type="spellStart"/>
+            <w:r>
+              <w:rPr>
+                <w:rFonts w:ascii="Aptos" w:hAnsi="Aptos"/>
+                <w:lang w:val="sv-SE"/>
+              </w:rPr>
+              <w:t>skills</w:t>
+            </w:r>
+            <w:proofErr w:type="spellEnd"/>
+            <w:r>
+              <w:rPr>
+                <w:rFonts w:ascii="Aptos" w:hAnsi="Aptos"/>
+                <w:lang w:val="sv-SE"/>
+              </w:rPr>
+              <w:t xml:space="preserve"> %}</w:t>
             </w:r>
           </w:p>
           <w:p>
@@ -327,8 +335,52 @@
               <w:rPr>
                 <w:rFonts w:ascii="Aptos" w:hAnsi="Aptos"/>
               </w:rPr>
-              <w:t>{% endfor %}</w:t>
-            </w:r>
+              <w:t xml:space="preserve">• </w:t>
+            </w:r>
+            <w:proofErr w:type="gramStart"/>
+            <w:r>
+              <w:rPr>
+                <w:rFonts w:ascii="Aptos" w:hAnsi="Aptos"/>
+              </w:rPr>
+              <w:t>{{ skill</w:t>
+            </w:r>
+            <w:proofErr w:type="gramEnd"/>
+            <w:r>
+              <w:rPr>
+                <w:rFonts w:ascii="Aptos" w:hAnsi="Aptos"/>
+              </w:rPr>
+              <w:t xml:space="preserve"> }}</w:t>
+            </w:r>
+          </w:p>
+          <w:p>
+            <w:pPr>
+              <w:ind w:left="540"/>
+              <w:rPr>
+                <w:rFonts w:ascii="Aptos" w:hAnsi="Aptos"/>
+              </w:rPr>
+            </w:pPr>
+            <w:r>
+              <w:rPr>
+                <w:rFonts w:ascii="Aptos" w:hAnsi="Aptos"/>
+              </w:rPr>
+              <w:t xml:space="preserve">{%p </w:t>
+            </w:r>
+            <w:proofErr w:type="gramStart"/>
+            <w:r>
+              <w:rPr>
+                <w:rFonts w:ascii="Aptos" w:hAnsi="Aptos"/>
+              </w:rPr>
+              <w:t>endfor %}</w:t>
+            </w:r>
+            <w:proofErr w:type="gramEnd"/>
+          </w:p>
+          <w:p>
+            <w:pPr>
+              <w:ind w:left="540"/>
+              <w:rPr>
+                <w:rFonts w:ascii="Aptos" w:hAnsi="Aptos"/>
+              </w:rPr>
+            </w:pPr>
           </w:p>
           <w:p>
             <w:pPr>
@@ -415,7 +467,7 @@
               <w:rPr>
                 <w:rFonts w:ascii="Aptos" w:hAnsi="Aptos"/>
               </w:rPr>
-              <w:t>{% for edu in education %}</w:t>
+              <w:t>{%p for edu in education %}</w:t>
             </w:r>
           </w:p>
           <w:p>
@@ -501,8 +553,24 @@
               <w:rPr>
                 <w:rFonts w:ascii="Aptos" w:hAnsi="Aptos"/>
               </w:rPr>
-              <w:t>{% endfor %}</w:t>
-            </w:r>
+              <w:t xml:space="preserve">{%p </w:t>
+            </w:r>
+            <w:proofErr w:type="gramStart"/>
+            <w:r>
+              <w:rPr>
+                <w:rFonts w:ascii="Aptos" w:hAnsi="Aptos"/>
+              </w:rPr>
+              <w:t>endfor %}</w:t>
+            </w:r>
+            <w:proofErr w:type="gramEnd"/>
+          </w:p>
+          <w:p>
+            <w:pPr>
+              <w:ind w:left="450"/>
+              <w:rPr>
+                <w:rFonts w:ascii="Aptos" w:hAnsi="Aptos"/>
+              </w:rPr>
+            </w:pPr>
           </w:p>
           <w:p>
             <w:pPr>
@@ -589,41 +657,49 @@
               <w:rPr>
                 <w:rFonts w:ascii="Aptos" w:hAnsi="Aptos"/>
               </w:rPr>
-              <w:t xml:space="preserve">{% for cert in certifications </w:t>
+              <w:t xml:space="preserve">{%p for cert in </w:t>
             </w:r>
             <w:proofErr w:type="gramStart"/>
             <w:r>
               <w:rPr>
                 <w:rFonts w:ascii="Aptos" w:hAnsi="Aptos"/>
               </w:rPr>
-              <w:t>%}•</w:t>
+              <w:t>certifications %}</w:t>
             </w:r>
             <w:proofErr w:type="gramEnd"/>
-            <w:r>
-              <w:rPr>
-                <w:rFonts w:ascii="Aptos" w:hAnsi="Aptos"/>
-              </w:rPr>
-              <w:t xml:space="preserve"> </w:t>
-            </w:r>
-            <w:proofErr w:type="gramStart"/>
-            <w:r>
-              <w:rPr>
-                <w:rFonts w:ascii="Aptos" w:hAnsi="Aptos"/>
-              </w:rPr>
-              <w:t>{{ cert</w:t>
-            </w:r>
-            <w:proofErr w:type="gramEnd"/>
-            <w:r>
-              <w:rPr>
-                <w:rFonts w:ascii="Aptos" w:hAnsi="Aptos"/>
-              </w:rPr>
-              <w:t xml:space="preserve"> }}</w:t>
-            </w:r>
           </w:p>
           <w:p>
             <w:pPr>
               <w:ind w:left="450" w:firstLine="6"/>
               <w:rPr>
+                <w:rFonts w:ascii="Aptos" w:hAnsi="Aptos"/>
+              </w:rPr>
+            </w:pPr>
+            <w:r>
+              <w:rPr>
+                <w:rFonts w:ascii="Aptos" w:hAnsi="Aptos"/>
+              </w:rPr>
+              <w:t xml:space="preserve">• </w:t>
+            </w:r>
+            <w:proofErr w:type="gramStart"/>
+            <w:r>
+              <w:rPr>
+                <w:rFonts w:ascii="Aptos" w:hAnsi="Aptos"/>
+              </w:rPr>
+              <w:t>{{ cert</w:t>
+            </w:r>
+            <w:proofErr w:type="gramEnd"/>
+            <w:r>
+              <w:rPr>
+                <w:rFonts w:ascii="Aptos" w:hAnsi="Aptos"/>
+              </w:rPr>
+              <w:t xml:space="preserve"> }}</w:t>
+            </w:r>
+          </w:p>
+          <w:p>
+            <w:pPr>
+              <w:ind w:left="450" w:firstLine="6"/>
+              <w:rPr>
                 <w:sz w:val="24"/>
                 <w:szCs w:val="24"/>
               </w:rPr>
@@ -632,7 +708,7 @@
               <w:rPr>
                 <w:rFonts w:ascii="Aptos" w:hAnsi="Aptos"/>
               </w:rPr>
-              <w:t>{% endfor %}</w:t>
+              <w:t>{%p endfor %}</w:t>
             </w:r>
           </w:p>
         </w:tc>
@@ -642,26 +718,9 @@
           </w:tcPr>
           <w:p>
             <w:pPr>
-              <w:ind w:left="120"/>
-              <w:contextualSpacing/>
-              <w:rPr>
-                <w:rFonts w:ascii="Aptos" w:hAnsi="Aptos"/>
-              </w:rPr>
-            </w:pPr>
-            <w:r>
-              <w:rPr>
-                <w:rFonts w:ascii="Aptos" w:hAnsi="Aptos"/>
-              </w:rPr>
-              <w:t>{% for exp in work_experience %}</w:t>
-            </w:r>
-          </w:p>
-          <w:p>
-            <w:pPr>
-              <w:keepNext/>
               <w:pBdr>
-                <w:bottom w:val="single" w:sz="12" w:space="1" w:color="auto"/>
+                <w:bottom w:val="single" w:sz="12" w:space="1" w:color="411E56" w:themeColor="accent6" w:themeShade="BF"/>
               </w:pBdr>
-              <w:shd w:val="clear" w:color="auto" w:fill="FFFFFF" w:themeFill="background1"/>
               <w:ind w:left="115"/>
               <w:contextualSpacing/>
               <w:rPr>
@@ -672,7 +731,14 @@
                 <w:szCs w:val="24"/>
               </w:rPr>
             </w:pPr>
-            <w:r>
+          </w:p>
+          <w:p>
+            <w:pPr>
+              <w:pBdr>
+                <w:bottom w:val="single" w:sz="12" w:space="1" w:color="411E56" w:themeColor="accent6" w:themeShade="BF"/>
+              </w:pBdr>
+              <w:ind w:left="115"/>
+              <w:contextualSpacing/>
               <w:rPr>
                 <w:rFonts w:ascii="Aptos" w:hAnsi="Aptos"/>
                 <w:b/>
@@ -680,66 +746,16 @@
                 <w:sz w:val="24"/>
                 <w:szCs w:val="24"/>
               </w:rPr>
-              <w:t>{{ exp.company }}</w:t>
-            </w:r>
+            </w:pPr>
             <w:r>
               <w:rPr>
                 <w:rFonts w:ascii="Aptos" w:hAnsi="Aptos"/>
                 <w:b/>
                 <w:bCs/>
-                <w:sz w:val="24"/>
-                <w:szCs w:val="24"/>
-              </w:rPr>
-              <w:tab/>
-            </w:r>
-            <w:r>
-              <w:rPr>
-                <w:rFonts w:ascii="Aptos" w:hAnsi="Aptos"/>
-                <w:b/>
-                <w:bCs/>
-                <w:sz w:val="24"/>
-                <w:szCs w:val="24"/>
-              </w:rPr>
-              <w:t>{{ exp.dates }}</w:t>
-            </w:r>
-          </w:p>
-          <w:p>
-            <w:pPr>
-              <w:keepNext/>
-              <w:ind w:left="115"/>
-              <w:contextualSpacing/>
-              <w:rPr>
-                <w:rFonts w:ascii="Aptos" w:hAnsi="Aptos"/>
-                <w:b/>
-                <w:bCs/>
-                <w:sz w:val="22"/>
-                <w:szCs w:val="22"/>
-              </w:rPr>
-            </w:pPr>
-            <w:r>
-              <w:rPr>
-                <w:rFonts w:ascii="Aptos" w:hAnsi="Aptos"/>
-                <w:b/>
-                <w:bCs/>
-                <w:sz w:val="22"/>
-                <w:szCs w:val="22"/>
-              </w:rPr>
-              <w:t>{{ exp.role }}</w:t>
-            </w:r>
-          </w:p>
-          <w:p>
-            <w:pPr>
-              <w:ind w:left="120"/>
-              <w:contextualSpacing/>
-              <w:rPr>
-                <w:rFonts w:ascii="Aptos" w:hAnsi="Aptos"/>
-              </w:rPr>
-            </w:pPr>
-            <w:r>
-              <w:rPr>
-                <w:rFonts w:ascii="Aptos" w:hAnsi="Aptos"/>
-              </w:rPr>
-              <w:t>{% for bullet in exp.bullet_points %}• {{ bullet }}</w:t>
+                <w:sz w:val="32"/>
+                <w:szCs w:val="32"/>
+              </w:rPr>
+              <w:t>EXPERIENCE</w:t>
             </w:r>
           </w:p>
           <w:p>
@@ -748,20 +764,17 @@
               <w:contextualSpacing/>
               <w:rPr>
                 <w:rFonts w:ascii="Aptos" w:hAnsi="Aptos"/>
+                <w:sz w:val="24"/>
+                <w:szCs w:val="24"/>
               </w:rPr>
             </w:pPr>
-            <w:r>
-              <w:rPr>
-                <w:rFonts w:ascii="Aptos" w:hAnsi="Aptos"/>
-              </w:rPr>
-              <w:t>{% endfor %}</w:t>
-            </w:r>
           </w:p>
           <w:p>
             <w:pPr>
               <w:ind w:left="115"/>
               <w:contextualSpacing/>
               <w:rPr>
+                <w:rFonts w:ascii="Aptos" w:hAnsi="Aptos"/>
                 <w:sz w:val="24"/>
                 <w:szCs w:val="24"/>
               </w:rPr>
@@ -769,8 +782,136 @@
             <w:r>
               <w:rPr>
                 <w:rFonts w:ascii="Aptos" w:hAnsi="Aptos"/>
-              </w:rPr>
-              <w:t>{% endfor %}</w:t>
+                <w:sz w:val="24"/>
+                <w:szCs w:val="24"/>
+              </w:rPr>
+              <w:t xml:space="preserve">{%p for </w:t>
+            </w:r>
+            <w:proofErr w:type="spellStart"/>
+            <w:r>
+              <w:rPr>
+                <w:rFonts w:ascii="Aptos" w:hAnsi="Aptos"/>
+                <w:sz w:val="24"/>
+                <w:szCs w:val="24"/>
+              </w:rPr>
+              <w:t>summary_point</w:t>
+            </w:r>
+            <w:proofErr w:type="spellEnd"/>
+            <w:r>
+              <w:rPr>
+                <w:rFonts w:ascii="Aptos" w:hAnsi="Aptos"/>
+                <w:sz w:val="24"/>
+                <w:szCs w:val="24"/>
+              </w:rPr>
+              <w:t xml:space="preserve"> in </w:t>
+            </w:r>
+            <w:proofErr w:type="spellStart"/>
+            <w:r>
+              <w:rPr>
+                <w:rFonts w:ascii="Aptos" w:hAnsi="Aptos"/>
+                <w:sz w:val="24"/>
+                <w:szCs w:val="24"/>
+              </w:rPr>
+              <w:t>experience_summary_</w:t>
+            </w:r>
+            <w:proofErr w:type="gramStart"/>
+            <w:r>
+              <w:rPr>
+                <w:rFonts w:ascii="Aptos" w:hAnsi="Aptos"/>
+                <w:sz w:val="24"/>
+                <w:szCs w:val="24"/>
+              </w:rPr>
+              <w:t>bullets</w:t>
+            </w:r>
+            <w:proofErr w:type="spellEnd"/>
+            <w:r>
+              <w:rPr>
+                <w:rFonts w:ascii="Aptos" w:hAnsi="Aptos"/>
+                <w:sz w:val="24"/>
+                <w:szCs w:val="24"/>
+              </w:rPr>
+              <w:t xml:space="preserve"> %}</w:t>
+            </w:r>
+            <w:proofErr w:type="gramEnd"/>
+          </w:p>
+          <w:p>
+            <w:pPr>
+              <w:ind w:left="115"/>
+              <w:contextualSpacing/>
+              <w:rPr>
+                <w:rFonts w:ascii="Aptos" w:hAnsi="Aptos"/>
+                <w:sz w:val="24"/>
+                <w:szCs w:val="24"/>
+              </w:rPr>
+            </w:pPr>
+            <w:r>
+              <w:rPr>
+                <w:rFonts w:ascii="Aptos" w:hAnsi="Aptos"/>
+                <w:sz w:val="24"/>
+                <w:szCs w:val="24"/>
+              </w:rPr>
+              <w:t xml:space="preserve">• </w:t>
+            </w:r>
+            <w:proofErr w:type="gramStart"/>
+            <w:r>
+              <w:rPr>
+                <w:rFonts w:ascii="Aptos" w:hAnsi="Aptos"/>
+              </w:rPr>
+              <w:t xml:space="preserve">{{ </w:t>
+            </w:r>
+            <w:proofErr w:type="spellStart"/>
+            <w:r>
+              <w:rPr>
+                <w:rFonts w:ascii="Aptos" w:hAnsi="Aptos"/>
+              </w:rPr>
+              <w:t>summary</w:t>
+            </w:r>
+            <w:proofErr w:type="gramEnd"/>
+            <w:r>
+              <w:rPr>
+                <w:rFonts w:ascii="Aptos" w:hAnsi="Aptos"/>
+              </w:rPr>
+              <w:t>_</w:t>
+            </w:r>
+            <w:proofErr w:type="gramStart"/>
+            <w:r>
+              <w:rPr>
+                <w:rFonts w:ascii="Aptos" w:hAnsi="Aptos"/>
+              </w:rPr>
+              <w:t>point</w:t>
+            </w:r>
+            <w:proofErr w:type="spellEnd"/>
+            <w:r>
+              <w:rPr>
+                <w:rFonts w:ascii="Aptos" w:hAnsi="Aptos"/>
+              </w:rPr>
+              <w:t xml:space="preserve"> }</w:t>
+            </w:r>
+            <w:proofErr w:type="gramEnd"/>
+            <w:r>
+              <w:rPr>
+                <w:rFonts w:ascii="Aptos" w:hAnsi="Aptos"/>
+              </w:rPr>
+              <w:t>}</w:t>
+            </w:r>
+          </w:p>
+          <w:p>
+            <w:pPr>
+              <w:ind w:left="115"/>
+              <w:contextualSpacing/>
+              <w:rPr>
+                <w:rFonts w:ascii="Aptos" w:hAnsi="Aptos"/>
+                <w:sz w:val="24"/>
+                <w:szCs w:val="24"/>
+              </w:rPr>
+            </w:pPr>
+            <w:r>
+              <w:rPr>
+                <w:rFonts w:ascii="Aptos" w:hAnsi="Aptos"/>
+                <w:sz w:val="24"/>
+                <w:szCs w:val="24"/>
+              </w:rPr>
+              <w:t>{%p endfor %}</w:t>
             </w:r>
           </w:p>
         </w:tc>
@@ -792,7 +933,281 @@
         </w:sectPr>
       </w:pPr>
     </w:p>
-    <w:p/>
+    <w:p>
+      <w:pPr>
+        <w:pageBreakBefore/>
+        <w:pBdr>
+          <w:bottom w:val="single" w:sz="12" w:space="1" w:color="411E56" w:themeColor="accent6" w:themeShade="BF"/>
+        </w:pBdr>
+        <w:rPr>
+          <w:rFonts w:ascii="Aptos" w:hAnsi="Aptos"/>
+          <w:sz w:val="32"/>
+          <w:szCs w:val="32"/>
+        </w:rPr>
+      </w:pPr>
+      <w:r>
+        <w:rPr>
+          <w:rFonts w:ascii="Aptos" w:hAnsi="Aptos"/>
+          <w:sz w:val="32"/>
+          <w:szCs w:val="32"/>
+        </w:rPr>
+        <w:lastRenderedPageBreak/>
+        <w:t>PROFESSIONAL EXPERIENCE</w:t>
+      </w:r>
+    </w:p>
+    <w:p>
+      <w:pPr>
+        <w:rPr>
+          <w:rFonts w:ascii="Aptos" w:hAnsi="Aptos"/>
+          <w:sz w:val="24"/>
+          <w:szCs w:val="24"/>
+        </w:rPr>
+      </w:pPr>
+      <w:r>
+        <w:rPr>
+          <w:rFonts w:ascii="Aptos" w:hAnsi="Aptos"/>
+          <w:sz w:val="24"/>
+          <w:szCs w:val="24"/>
+        </w:rPr>
+        <w:t>{%p for comp in work_experience %}</w:t>
+      </w:r>
+    </w:p>
+    <w:p>
+      <w:pPr>
+        <w:pBdr>
+          <w:bottom w:val="single" w:sz="8" w:space="1" w:color="411E56" w:themeColor="accent6" w:themeShade="BF"/>
+        </w:pBdr>
+        <w:tabs>
+          <w:tab w:val="right" w:pos="10800"/>
+        </w:tabs>
+        <w:rPr>
+          <w:rFonts w:ascii="Aptos" w:hAnsi="Aptos"/>
+          <w:b/>
+          <w:bCs/>
+          <w:sz w:val="24"/>
+          <w:szCs w:val="24"/>
+        </w:rPr>
+      </w:pPr>
+      <w:r>
+        <w:rPr>
+          <w:rFonts w:ascii="Aptos" w:hAnsi="Aptos"/>
+          <w:b/>
+          <w:bCs/>
+          <w:sz w:val="24"/>
+          <w:szCs w:val="24"/>
+        </w:rPr>
+        <w:t>{{ comp.company_name }}</w:t>
+      </w:r>
+      <w:r>
+        <w:rPr>
+          <w:rFonts w:ascii="Aptos" w:hAnsi="Aptos"/>
+          <w:b/>
+          <w:bCs/>
+          <w:sz w:val="24"/>
+          <w:szCs w:val="24"/>
+        </w:rPr>
+        <w:tab/>
+        <w:t>{{ comp.duration }}</w:t>
+      </w:r>
+    </w:p>
+    <w:p>
+      <w:pPr>
+        <w:rPr>
+          <w:rFonts w:ascii="Aptos" w:hAnsi="Aptos"/>
+          <w:sz w:val="24"/>
+          <w:szCs w:val="24"/>
+        </w:rPr>
+      </w:pPr>
+      <w:r>
+        <w:rPr>
+          <w:rFonts w:ascii="Aptos" w:hAnsi="Aptos"/>
+          <w:sz w:val="24"/>
+          <w:szCs w:val="24"/>
+        </w:rPr>
+        <w:t>{%p if comp.role %}</w:t>
+      </w:r>
+    </w:p>
+    <w:p>
+      <w:pPr>
+        <w:rPr>
+          <w:rFonts w:ascii="Aptos" w:hAnsi="Aptos"/>
+          <w:b/>
+          <w:bCs/>
+          <w:sz w:val="24"/>
+          <w:szCs w:val="24"/>
+        </w:rPr>
+      </w:pPr>
+      <w:proofErr w:type="gramStart"/>
+      <w:r>
+        <w:rPr>
+          <w:rFonts w:ascii="Aptos" w:hAnsi="Aptos"/>
+          <w:b/>
+          <w:bCs/>
+          <w:sz w:val="24"/>
+          <w:szCs w:val="24"/>
+        </w:rPr>
+        <w:t>{{ comp</w:t>
+      </w:r>
+      <w:proofErr w:type="gramEnd"/>
+      <w:r>
+        <w:rPr>
+          <w:rFonts w:ascii="Aptos" w:hAnsi="Aptos"/>
+          <w:b/>
+          <w:bCs/>
+          <w:sz w:val="24"/>
+          <w:szCs w:val="24"/>
+        </w:rPr>
+        <w:t>.</w:t>
+      </w:r>
+      <w:proofErr w:type="gramStart"/>
+      <w:r>
+        <w:rPr>
+          <w:rFonts w:ascii="Aptos" w:hAnsi="Aptos"/>
+          <w:b/>
+          <w:bCs/>
+          <w:sz w:val="24"/>
+          <w:szCs w:val="24"/>
+        </w:rPr>
+        <w:t>role }</w:t>
+      </w:r>
+      <w:proofErr w:type="gramEnd"/>
+      <w:r>
+        <w:rPr>
+          <w:rFonts w:ascii="Aptos" w:hAnsi="Aptos"/>
+          <w:b/>
+          <w:bCs/>
+          <w:sz w:val="24"/>
+          <w:szCs w:val="24"/>
+        </w:rPr>
+        <w:t>}</w:t>
+      </w:r>
+    </w:p>
+    <w:p>
+      <w:pPr>
+        <w:rPr>
+          <w:rFonts w:ascii="Aptos" w:hAnsi="Aptos"/>
+          <w:sz w:val="24"/>
+          <w:szCs w:val="24"/>
+        </w:rPr>
+      </w:pPr>
+      <w:r>
+        <w:rPr>
+          <w:rFonts w:ascii="Aptos" w:hAnsi="Aptos"/>
+          <w:sz w:val="24"/>
+          <w:szCs w:val="24"/>
+        </w:rPr>
+        <w:t xml:space="preserve">{%p </w:t>
+      </w:r>
+      <w:proofErr w:type="gramStart"/>
+      <w:r>
+        <w:rPr>
+          <w:rFonts w:ascii="Aptos" w:hAnsi="Aptos"/>
+          <w:sz w:val="24"/>
+          <w:szCs w:val="24"/>
+        </w:rPr>
+        <w:t>endif %}</w:t>
+      </w:r>
+      <w:proofErr w:type="gramEnd"/>
+    </w:p>
+    <w:p>
+      <w:pPr>
+        <w:rPr>
+          <w:rFonts w:ascii="Aptos" w:hAnsi="Aptos"/>
+          <w:sz w:val="24"/>
+          <w:szCs w:val="24"/>
+        </w:rPr>
+      </w:pPr>
+      <w:r>
+        <w:rPr>
+          <w:rFonts w:ascii="Aptos" w:hAnsi="Aptos"/>
+          <w:sz w:val="24"/>
+          <w:szCs w:val="24"/>
+        </w:rPr>
+        <w:t>{%p for bullet in comp.achievements %}</w:t>
+      </w:r>
+    </w:p>
+    <w:p>
+      <w:pPr>
+        <w:rPr>
+          <w:rFonts w:ascii="Aptos" w:hAnsi="Aptos"/>
+        </w:rPr>
+      </w:pPr>
+      <w:r>
+        <w:rPr>
+          <w:rFonts w:ascii="Aptos" w:hAnsi="Aptos"/>
+          <w:sz w:val="24"/>
+          <w:szCs w:val="24"/>
+        </w:rPr>
+        <w:t xml:space="preserve">• </w:t>
+      </w:r>
+      <w:proofErr w:type="gramStart"/>
+      <w:r>
+        <w:rPr>
+          <w:rFonts w:ascii="Aptos" w:hAnsi="Aptos"/>
+        </w:rPr>
+        <w:t>{{ bullet</w:t>
+      </w:r>
+      <w:proofErr w:type="gramEnd"/>
+      <w:r>
+        <w:rPr>
+          <w:rFonts w:ascii="Aptos" w:hAnsi="Aptos"/>
+        </w:rPr>
+        <w:t xml:space="preserve"> }}</w:t>
+      </w:r>
+    </w:p>
+    <w:p>
+      <w:pPr>
+        <w:rPr>
+          <w:rFonts w:ascii="Aptos" w:hAnsi="Aptos"/>
+          <w:sz w:val="24"/>
+          <w:szCs w:val="24"/>
+        </w:rPr>
+      </w:pPr>
+      <w:r>
+        <w:rPr>
+          <w:rFonts w:ascii="Aptos" w:hAnsi="Aptos"/>
+          <w:sz w:val="24"/>
+          <w:szCs w:val="24"/>
+        </w:rPr>
+        <w:t xml:space="preserve">{%p </w:t>
+      </w:r>
+      <w:proofErr w:type="gramStart"/>
+      <w:r>
+        <w:rPr>
+          <w:rFonts w:ascii="Aptos" w:hAnsi="Aptos"/>
+          <w:sz w:val="24"/>
+          <w:szCs w:val="24"/>
+        </w:rPr>
+        <w:t>endfor %}</w:t>
+      </w:r>
+      <w:proofErr w:type="gramEnd"/>
+    </w:p>
+    <w:p>
+      <w:pPr>
+        <w:rPr>
+          <w:rFonts w:ascii="Aptos" w:hAnsi="Aptos"/>
+          <w:sz w:val="24"/>
+          <w:szCs w:val="24"/>
+        </w:rPr>
+      </w:pPr>
+    </w:p>
+    <w:p>
+      <w:pPr>
+        <w:rPr>
+          <w:rFonts w:ascii="Aptos" w:hAnsi="Aptos"/>
+          <w:sz w:val="24"/>
+          <w:szCs w:val="24"/>
+        </w:rPr>
+      </w:pPr>
+      <w:r>
+        <w:rPr>
+          <w:rFonts w:ascii="Aptos" w:hAnsi="Aptos"/>
+          <w:sz w:val="24"/>
+          <w:szCs w:val="24"/>
+        </w:rPr>
+        <w:t>{%p endfor %}</w:t>
+      </w:r>
+    </w:p>
     <w:sectPr>
       <w:headerReference w:type="first" r:id="rId17"/>
       <w:pgSz w:w="12240" w:h="15840"/>
@@ -945,7 +1360,7 @@
             </wp:anchor>
           </w:drawing>
         </mc:Choice>
-        <mc:Fallback xmlns:a="http://schemas.openxmlformats.org/drawingml/2006/main" xmlns:pic="http://schemas.openxmlformats.org/drawingml/2006/picture" xmlns:a14="http://schemas.microsoft.com/office/drawing/2010/main" xmlns:w16cei="http://schemas.microsoft.com/office/word/2026/wordml/cei">
+        <mc:Fallback xmlns:w16cei="http://schemas.microsoft.com/office/word/2026/wordml/cei" xmlns:a14="http://schemas.microsoft.com/office/drawing/2010/main" xmlns:pic="http://schemas.openxmlformats.org/drawingml/2006/picture" xmlns:a="http://schemas.openxmlformats.org/drawingml/2006/main">
           <w:pict>
             <v:group id="Group 5" style="position:absolute;margin-left:0;margin-top:-36pt;width:619.85pt;height:129.6pt;z-index:-251654144;mso-position-horizontal:left;mso-position-horizontal-relative:page" coordsize="78720,16459" o:spid="_x0000_s1026" w14:anchorId="1DD2ED47" o:gfxdata="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">
               <v:shapetype id="_x0000_t75" coordsize="21600,21600" filled="f" stroked="f" o:spt="75" o:preferrelative="t" path="m@4@5l@4@11@9@11@9@5xe">
@@ -1064,7 +1479,7 @@
             </wp:anchor>
           </w:drawing>
         </mc:Choice>
-        <mc:Fallback xmlns:a="http://schemas.openxmlformats.org/drawingml/2006/main" xmlns:pic="http://schemas.openxmlformats.org/drawingml/2006/picture" xmlns:a14="http://schemas.microsoft.com/office/drawing/2010/main" xmlns:w16cei="http://schemas.microsoft.com/office/word/2026/wordml/cei">
+        <mc:Fallback xmlns:w16cei="http://schemas.microsoft.com/office/word/2026/wordml/cei" xmlns:a14="http://schemas.microsoft.com/office/drawing/2010/main" xmlns:pic="http://schemas.openxmlformats.org/drawingml/2006/picture" xmlns:a="http://schemas.openxmlformats.org/drawingml/2006/main">
           <w:pict>
             <v:rect id="Rectangle 1" style="position:absolute;margin-left:-8pt;margin-top:93.75pt;width:271.5pt;height:660.95pt;z-index:-251656192;visibility:visible;mso-wrap-style:none;mso-width-percent:0;mso-height-percent:0;mso-wrap-distance-left:9pt;mso-wrap-distance-top:0;mso-wrap-distance-right:9pt;mso-wrap-distance-bottom:0;mso-position-horizontal:absolute;mso-position-horizontal-relative:page;mso-position-vertical:absolute;mso-position-vertical-relative:text;mso-width-percent:0;mso-height-percent:0;mso-width-relative:margin;mso-height-relative:margin;v-text-anchor:middle" o:spid="_x0000_s1026" fillcolor="#e7e2dd" stroked="f" strokeweight="1pt" w14:anchorId="447A556D" o:gfxdata="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">
               <v:fill opacity="44461f"/>
@@ -1170,7 +1585,7 @@
             </wp:anchor>
           </w:drawing>
         </mc:Choice>
-        <mc:Fallback xmlns:a="http://schemas.openxmlformats.org/drawingml/2006/main" xmlns:pic="http://schemas.openxmlformats.org/drawingml/2006/picture" xmlns:a14="http://schemas.microsoft.com/office/drawing/2010/main" xmlns:w16cei="http://schemas.microsoft.com/office/word/2026/wordml/cei">
+        <mc:Fallback xmlns:w16cei="http://schemas.microsoft.com/office/word/2026/wordml/cei" xmlns:a14="http://schemas.microsoft.com/office/drawing/2010/main" xmlns:pic="http://schemas.openxmlformats.org/drawingml/2006/picture" xmlns:a="http://schemas.openxmlformats.org/drawingml/2006/main">
           <w:pict>
             <v:group id="Group 13" style="position:absolute;margin-left:-8pt;margin-top:-36.05pt;width:619.85pt;height:129.6pt;z-index:-251657216;mso-position-horizontal-relative:page" coordsize="78720,16459" o:spid="_x0000_s1026" w14:anchorId="60F84CE8" o:gfxdata="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">
               <v:shapetype id="_x0000_t75" coordsize="21600,21600" filled="f" stroked="f" o:spt="75" o:preferrelative="t" path="m@4@5l@4@11@9@11@9@5xe">
@@ -1310,7 +1725,7 @@
             </wp:anchor>
           </w:drawing>
         </mc:Choice>
-        <mc:Fallback xmlns:a="http://schemas.openxmlformats.org/drawingml/2006/main" xmlns:pic="http://schemas.openxmlformats.org/drawingml/2006/picture" xmlns:a14="http://schemas.microsoft.com/office/drawing/2010/main" xmlns:w16cei="http://schemas.microsoft.com/office/word/2026/wordml/cei">
+        <mc:Fallback xmlns:w16cei="http://schemas.microsoft.com/office/word/2026/wordml/cei" xmlns:a14="http://schemas.microsoft.com/office/drawing/2010/main" xmlns:pic="http://schemas.openxmlformats.org/drawingml/2006/picture" xmlns:a="http://schemas.openxmlformats.org/drawingml/2006/main">
           <w:pict>
             <v:group id="Group 10" style="position:absolute;margin-left:-8pt;margin-top:-36.05pt;width:619.85pt;height:129.6pt;z-index:-251652096;mso-position-horizontal-relative:page" coordsize="78720,16459" o:spid="_x0000_s1026" w14:anchorId="2D24D933" o:gfxdata="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">
               <v:shapetype id="_x0000_t75" coordsize="21600,21600" filled="f" stroked="f" o:spt="75" o:preferrelative="t" path="m@4@5l@4@11@9@11@9@5xe">
@@ -3078,6 +3493,25 @@
 </file>
 
 <file path=customXml/item1.xml><?xml version="1.0" encoding="utf-8"?>
+<b:Sources xmlns:b="http://schemas.openxmlformats.org/officeDocument/2006/bibliography" xmlns="http://schemas.openxmlformats.org/officeDocument/2006/bibliography" SelectedStyle="\APASixthEditionOfficeOnline.xsl" StyleName="APA" Version="6"/>
+</file>
+
+<file path=customXml/item2.xml><?xml version="1.0" encoding="utf-8"?>
+<p:properties xmlns:p="http://schemas.microsoft.com/office/2006/metadata/properties" xmlns:xsi="http://www.w3.org/2001/XMLSchema-instance" xmlns:pc="http://schemas.microsoft.com/office/infopath/2007/PartnerControls">
+  <documentManagement/>
+</p:properties>
+</file>
+
+<file path=customXml/item3.xml><?xml version="1.0" encoding="utf-8"?>
+<?mso-contentType ?>
+<FormTemplates xmlns="http://schemas.microsoft.com/sharepoint/v3/contenttype/forms">
+  <Display>DocumentLibraryForm</Display>
+  <Edit>DocumentLibraryForm</Edit>
+  <New>DocumentLibraryForm</New>
+</FormTemplates>
+</file>
+
+<file path=customXml/item4.xml><?xml version="1.0" encoding="utf-8"?>
 <ct:contentTypeSchema xmlns:ct="http://schemas.microsoft.com/office/2006/metadata/contentType" xmlns:ma="http://schemas.microsoft.com/office/2006/metadata/properties/metaAttributes" ct:_="" ma:_="" ma:contentTypeName="Document" ma:contentTypeID="0x01010078B769859A3BF34282DE049F1591E1BA" ma:contentTypeVersion="6" ma:contentTypeDescription="Create a new document." ma:contentTypeScope="" ma:versionID="d9e716cbed12f8b1db4df918fd2d0b0a">
   <xsd:schema xmlns:xsd="http://www.w3.org/2001/XMLSchema" xmlns:xs="http://www.w3.org/2001/XMLSchema" xmlns:p="http://schemas.microsoft.com/office/2006/metadata/properties" xmlns:ns2="bd784fe1-2017-47e6-8642-3de146f2183f" xmlns:ns3="7bcf07a0-1fe1-4658-8f84-bb4c8ceef031" targetNamespace="http://schemas.microsoft.com/office/2006/metadata/properties" ma:root="true" ma:fieldsID="6bcf11e158cdd65e501148419728cb0d" ns2:_="" ns3:_="">
     <xsd:import namespace="bd784fe1-2017-47e6-8642-3de146f2183f"/>
@@ -3254,26 +3688,32 @@
 </ct:contentTypeSchema>
 </file>
 
-<file path=customXml/item2.xml><?xml version="1.0" encoding="utf-8"?>
-<?mso-contentType ?>
-<FormTemplates xmlns="http://schemas.microsoft.com/sharepoint/v3/contenttype/forms">
-  <Display>DocumentLibraryForm</Display>
-  <Edit>DocumentLibraryForm</Edit>
-  <New>DocumentLibraryForm</New>
-</FormTemplates>
+<file path=customXml/itemProps1.xml><?xml version="1.0" encoding="utf-8"?>
+<ds:datastoreItem xmlns:ds="http://schemas.openxmlformats.org/officeDocument/2006/customXml" ds:itemID="{56F24668-61DD-4431-BF78-F459D545679E}">
+  <ds:schemaRefs>
+    <ds:schemaRef ds:uri="http://schemas.openxmlformats.org/officeDocument/2006/bibliography"/>
+  </ds:schemaRefs>
+</ds:datastoreItem>
 </file>
 
-<file path=customXml/item3.xml><?xml version="1.0" encoding="utf-8"?>
-<p:properties xmlns:p="http://schemas.microsoft.com/office/2006/metadata/properties" xmlns:xsi="http://www.w3.org/2001/XMLSchema-instance" xmlns:pc="http://schemas.microsoft.com/office/infopath/2007/PartnerControls">
-  <documentManagement/>
-</p:properties>
+<file path=customXml/itemProps2.xml><?xml version="1.0" encoding="utf-8"?>
+<ds:datastoreItem xmlns:ds="http://schemas.openxmlformats.org/officeDocument/2006/customXml" ds:itemID="{57DF0EF1-0A12-458D-B312-D7A5B1871D72}">
+  <ds:schemaRefs>
+    <ds:schemaRef ds:uri="http://schemas.microsoft.com/office/2006/metadata/properties"/>
+    <ds:schemaRef ds:uri="http://schemas.microsoft.com/office/infopath/2007/PartnerControls"/>
+  </ds:schemaRefs>
+</ds:datastoreItem>
 </file>
 
-<file path=customXml/item4.xml><?xml version="1.0" encoding="utf-8"?>
-<b:Sources xmlns:b="http://schemas.openxmlformats.org/officeDocument/2006/bibliography" xmlns="http://schemas.openxmlformats.org/officeDocument/2006/bibliography" SelectedStyle="\APASixthEditionOfficeOnline.xsl" StyleName="APA" Version="6"/>
+<file path=customXml/itemProps3.xml><?xml version="1.0" encoding="utf-8"?>
+<ds:datastoreItem xmlns:ds="http://schemas.openxmlformats.org/officeDocument/2006/customXml" ds:itemID="{2764FCE3-AF5E-490E-B87D-3D8ABFF87513}">
+  <ds:schemaRefs>
+    <ds:schemaRef ds:uri="http://schemas.microsoft.com/sharepoint/v3/contenttype/forms"/>
+  </ds:schemaRefs>
+</ds:datastoreItem>
 </file>
 
-<file path=customXml/itemProps1.xml><?xml version="1.0" encoding="utf-8"?>
+<file path=customXml/itemProps4.xml><?xml version="1.0" encoding="utf-8"?>
 <ds:datastoreItem xmlns:ds="http://schemas.openxmlformats.org/officeDocument/2006/customXml" ds:itemID="{4AD8A42B-A37D-491F-AE4D-F381346C0339}">
   <ds:schemaRefs>
     <ds:schemaRef ds:uri="http://schemas.microsoft.com/office/2006/metadata/contentType"/>
@@ -3292,31 +3732,6 @@
 </ds:datastoreItem>
 </file>
 
-<file path=customXml/itemProps2.xml><?xml version="1.0" encoding="utf-8"?>
-<ds:datastoreItem xmlns:ds="http://schemas.openxmlformats.org/officeDocument/2006/customXml" ds:itemID="{2764FCE3-AF5E-490E-B87D-3D8ABFF87513}">
-  <ds:schemaRefs>
-    <ds:schemaRef ds:uri="http://schemas.microsoft.com/sharepoint/v3/contenttype/forms"/>
-  </ds:schemaRefs>
-</ds:datastoreItem>
-</file>
-
-<file path=customXml/itemProps3.xml><?xml version="1.0" encoding="utf-8"?>
-<ds:datastoreItem xmlns:ds="http://schemas.openxmlformats.org/officeDocument/2006/customXml" ds:itemID="{57DF0EF1-0A12-458D-B312-D7A5B1871D72}">
-  <ds:schemaRefs>
-    <ds:schemaRef ds:uri="http://schemas.microsoft.com/office/2006/metadata/properties"/>
-    <ds:schemaRef ds:uri="http://schemas.microsoft.com/office/infopath/2007/PartnerControls"/>
-  </ds:schemaRefs>
-</ds:datastoreItem>
-</file>
-
-<file path=customXml/itemProps4.xml><?xml version="1.0" encoding="utf-8"?>
-<ds:datastoreItem xmlns:ds="http://schemas.openxmlformats.org/officeDocument/2006/customXml" ds:itemID="{56F24668-61DD-4431-BF78-F459D545679E}">
-  <ds:schemaRefs>
-    <ds:schemaRef ds:uri="http://schemas.openxmlformats.org/officeDocument/2006/bibliography"/>
-  </ds:schemaRefs>
-</ds:datastoreItem>
-</file>
-
 <file path=docMetadata/LabelInfo.xml><?xml version="1.0" encoding="utf-8"?>
 <clbl:labelList xmlns:clbl="http://schemas.microsoft.com/office/2020/mipLabelMetadata">
   <clbl:label id="{f956267e-7d50-46d0-9b27-8f911a5b38ff}" enabled="1" method="Standard" siteId="{6c637512-c417-4e78-9d62-b61258e4b619}" removed="0"/>

--- a/src/templates/ResumeTemplate_Tagged.docx
+++ b/src/templates/ResumeTemplate_Tagged.docx
@@ -64,9 +64,6 @@
           <w:p>
             <w:pPr>
               <w:pStyle w:val="Subtitle"/>
-              <w:pBdr>
-                <w:bottom w:val="single" w:sz="4" w:space="1" w:color="auto"/>
-              </w:pBdr>
               <w:rPr>
                 <w:rFonts w:ascii="Aptos" w:hAnsi="Aptos"/>
                 <w:sz w:val="24"/>
@@ -79,7 +76,6 @@
                 <w:rFonts w:ascii="Aptos" w:hAnsi="Aptos"/>
                 <w:sz w:val="24"/>
                 <w:szCs w:val="24"/>
-                <w:bdr w:val="single" w:sz="12" w:space="0" w:color="411E56" w:themeColor="accent6" w:themeShade="BF"/>
               </w:rPr>
               <w:t>{{ title</w:t>
             </w:r>
@@ -89,7 +85,6 @@
                 <w:rFonts w:ascii="Aptos" w:hAnsi="Aptos"/>
                 <w:sz w:val="24"/>
                 <w:szCs w:val="24"/>
-                <w:bdr w:val="single" w:sz="12" w:space="0" w:color="411E56" w:themeColor="accent6" w:themeShade="BF"/>
               </w:rPr>
               <w:t xml:space="preserve"> }}</w:t>
             </w:r>
@@ -974,9 +969,6 @@
     </w:p>
     <w:p>
       <w:pPr>
-        <w:pBdr>
-          <w:bottom w:val="single" w:sz="8" w:space="1" w:color="411E56" w:themeColor="accent6" w:themeShade="BF"/>
-        </w:pBdr>
         <w:tabs>
           <w:tab w:val="right" w:pos="10800"/>
         </w:tabs>

--- a/src/templates/ResumeTemplate_Tagged.docx
+++ b/src/templates/ResumeTemplate_Tagged.docx
@@ -508,6 +508,20 @@
                 <w:rFonts w:ascii="Aptos" w:hAnsi="Aptos"/>
               </w:rPr>
             </w:pPr>
+            <w:r>
+              <w:rPr>
+                <w:rFonts w:ascii="Aptos" w:hAnsi="Aptos"/>
+              </w:rPr>
+              <w:t>{%p if edu.institution_line %}</w:t>
+            </w:r>
+          </w:p>
+          <w:p>
+            <w:pPr>
+              <w:ind w:left="450"/>
+              <w:rPr>
+                <w:rFonts w:ascii="Aptos" w:hAnsi="Aptos"/>
+              </w:rPr>
+            </w:pPr>
             <w:proofErr w:type="gramStart"/>
             <w:r>
               <w:rPr>
@@ -535,6 +549,20 @@
                 <w:rFonts w:ascii="Aptos" w:hAnsi="Aptos"/>
               </w:rPr>
               <w:t>}</w:t>
+            </w:r>
+          </w:p>
+          <w:p>
+            <w:pPr>
+              <w:ind w:left="450"/>
+              <w:rPr>
+                <w:rFonts w:ascii="Aptos" w:hAnsi="Aptos"/>
+              </w:rPr>
+            </w:pPr>
+            <w:r>
+              <w:rPr>
+                <w:rFonts w:ascii="Aptos" w:hAnsi="Aptos"/>
+              </w:rPr>
+              <w:t>{%p endif %}</w:t>
             </w:r>
           </w:p>
           <w:p>
